--- a/Documentation/Misc writeups/Spatial time series/SpatTempFW_manual.docx
+++ b/Documentation/Misc writeups/Spatial time series/SpatTempFW_manual.docx
@@ -187,13 +187,8 @@
       <w:pPr>
         <w:spacing w:after="7"/>
       </w:pPr>
-      <w:proofErr w:type="spellStart"/>
-      <w:r>
-        <w:t>Jeroen</w:t>
-      </w:r>
-      <w:proofErr w:type="spellEnd"/>
-      <w:r>
-        <w:t xml:space="preserve"> </w:t>
+      <w:r>
+        <w:t xml:space="preserve">Jeroen </w:t>
       </w:r>
       <w:proofErr w:type="spellStart"/>
       <w:r>
@@ -248,18 +243,18 @@
     <w:bookmarkStart w:id="0" w:name="_Toc90460738" w:displacedByCustomXml="next"/>
     <w:sdt>
       <w:sdtPr>
+        <w:rPr>
+          <w:b w:val="0"/>
+          <w:noProof w:val="0"/>
+          <w:sz w:val="20"/>
+        </w:rPr>
         <w:id w:val="25304719"/>
         <w:docPartObj>
           <w:docPartGallery w:val="Table of Contents"/>
           <w:docPartUnique/>
         </w:docPartObj>
       </w:sdtPr>
-      <w:sdtEndPr>
-        <w:rPr>
-          <w:b w:val="0"/>
-          <w:sz w:val="20"/>
-        </w:rPr>
-      </w:sdtEndPr>
+      <w:sdtEndPr/>
       <w:sdtContent>
         <w:p>
           <w:pPr>
@@ -942,10 +937,7 @@
     </w:p>
     <w:p>
       <w:r>
-        <w:t>This document provides guidelines for configuring, and running external time series of maps in Ecospace, the spatial‐te</w:t>
-      </w:r>
-      <w:r>
-        <w:t xml:space="preserve">mporal module of the </w:t>
+        <w:t xml:space="preserve">This document provides guidelines for configuring, and running external time series of maps in Ecospace, the spatial‐temporal module of the </w:t>
       </w:r>
       <w:proofErr w:type="spellStart"/>
       <w:r>
@@ -1010,10 +1002,7 @@
     </w:p>
     <w:p>
       <w:r>
-        <w:t>The spatial temporal data framework is permanently under development, and is only available under a</w:t>
-      </w:r>
-      <w:r>
-        <w:t xml:space="preserve">n </w:t>
+        <w:t xml:space="preserve">The spatial temporal data framework is permanently under development, and is only available under an </w:t>
       </w:r>
       <w:proofErr w:type="spellStart"/>
       <w:r>
@@ -1107,10 +1096,7 @@
       </w:r>
       <w:proofErr w:type="spellEnd"/>
       <w:r>
-        <w:t xml:space="preserve"> et al., 2016), built with the sole purpose to dynamically insert (time varying) spatial data </w:t>
-      </w:r>
-      <w:r>
-        <w:t xml:space="preserve">that is </w:t>
+        <w:t xml:space="preserve"> et al., 2016), built with the sole purpose to dynamically insert (time varying) spatial data that is </w:t>
       </w:r>
       <w:r>
         <w:rPr>
@@ -1146,10 +1132,7 @@
     </w:p>
     <w:p>
       <w:r>
-        <w:t xml:space="preserve">The framework integrates with the EwE6 user interface in several locations </w:t>
-      </w:r>
-      <w:r>
-        <w:t>(</w:t>
+        <w:t>The framework integrates with the EwE6 user interface in several locations (</w:t>
       </w:r>
       <w:r>
         <w:fldChar w:fldCharType="begin"/>
@@ -1698,24 +1681,14 @@
       <w:r>
         <w:t xml:space="preserve">Figure </w:t>
       </w:r>
-      <w:r>
-        <w:fldChar w:fldCharType="begin"/>
-      </w:r>
-      <w:r>
-        <w:instrText xml:space="preserve"> SEQ Figure \* ARABIC </w:instrText>
-      </w:r>
-      <w:r>
-        <w:fldChar w:fldCharType="separate"/>
-      </w:r>
-      <w:r>
-        <w:rPr>
-          <w:noProof/>
-        </w:rPr>
-        <w:t>1</w:t>
-      </w:r>
-      <w:r>
-        <w:fldChar w:fldCharType="end"/>
-      </w:r>
+      <w:fldSimple w:instr=" SEQ Figure \* ARABIC ">
+        <w:r>
+          <w:rPr>
+            <w:noProof/>
+          </w:rPr>
+          <w:t>1</w:t>
+        </w:r>
+      </w:fldSimple>
       <w:bookmarkEnd w:id="6"/>
       <w:r>
         <w:t xml:space="preserve"> </w:t>
@@ -1798,13 +1771,7 @@
       </w:r>
       <w:proofErr w:type="spellEnd"/>
       <w:r>
-        <w:t xml:space="preserve"> user, and can be shared across computer systems</w:t>
-      </w:r>
-      <w:r>
-        <w:t xml:space="preserve"> and between users</w:t>
-      </w:r>
-      <w:r>
-        <w:t xml:space="preserve">. </w:t>
+        <w:t xml:space="preserve"> user, and can be shared across computer systems and between users. </w:t>
       </w:r>
     </w:p>
     <w:p>
@@ -1815,10 +1782,7 @@
         <w:fldChar w:fldCharType="begin"/>
       </w:r>
       <w:r>
-        <w:instrText xml:space="preserve"> REF _Ref90457460 \h </w:instrText>
-      </w:r>
-      <w:r>
-        <w:instrText xml:space="preserve"> \* MERGEFORMAT </w:instrText>
+        <w:instrText xml:space="preserve"> REF _Ref90457460 \h  \* MERGEFORMAT </w:instrText>
       </w:r>
       <w:r>
         <w:fldChar w:fldCharType="separate"/>
@@ -1844,10 +1808,7 @@
       </w:r>
       <w:proofErr w:type="spellEnd"/>
       <w:r>
-        <w:t xml:space="preserve"> interface</w:t>
-      </w:r>
-      <w:r>
-        <w:t xml:space="preserve"> (see </w:t>
+        <w:t xml:space="preserve"> interface (see </w:t>
       </w:r>
       <w:r>
         <w:fldChar w:fldCharType="begin"/>
@@ -1871,16 +1832,7 @@
         <w:fldChar w:fldCharType="end"/>
       </w:r>
       <w:r>
-        <w:t>)</w:t>
-      </w:r>
-      <w:r>
-        <w:t xml:space="preserve">. </w:t>
-      </w:r>
-      <w:r>
-        <w:t>In this screen</w:t>
-      </w:r>
-      <w:r>
-        <w:t xml:space="preserve">, users can create and delete </w:t>
+        <w:t xml:space="preserve">). In this screen, users can create and delete </w:t>
       </w:r>
       <w:r>
         <w:t>connections of different types</w:t>
@@ -1965,24 +1917,14 @@
       <w:r>
         <w:t xml:space="preserve">Figure </w:t>
       </w:r>
-      <w:r>
-        <w:fldChar w:fldCharType="begin"/>
-      </w:r>
-      <w:r>
-        <w:instrText xml:space="preserve"> SEQ Figure \* ARABIC </w:instrText>
-      </w:r>
-      <w:r>
-        <w:fldChar w:fldCharType="separate"/>
-      </w:r>
-      <w:r>
-        <w:rPr>
-          <w:noProof/>
-        </w:rPr>
-        <w:t>2</w:t>
-      </w:r>
-      <w:r>
-        <w:fldChar w:fldCharType="end"/>
-      </w:r>
+      <w:fldSimple w:instr=" SEQ Figure \* ARABIC ">
+        <w:r>
+          <w:rPr>
+            <w:noProof/>
+          </w:rPr>
+          <w:t>2</w:t>
+        </w:r>
+      </w:fldSimple>
       <w:bookmarkEnd w:id="9"/>
       <w:r>
         <w:t xml:space="preserve"> - </w:t>
@@ -2118,7 +2060,7 @@
             <v:path o:extrusionok="f" gradientshapeok="t" o:connecttype="rect"/>
             <o:lock v:ext="edit" aspectratio="t"/>
           </v:shapetype>
-          <v:shape id="_x0000_i1028" type="#_x0000_t75" style="width:12pt;height:12pt">
+          <v:shape id="_x0000_i1025" type="#_x0000_t75" style="width:12pt;height:12pt">
             <v:imagedata r:id="rId12" o:title="Warning"/>
           </v:shape>
         </w:pict>
@@ -2137,7 +2079,7 @@
           <w:position w:val="-6"/>
         </w:rPr>
         <w:pict>
-          <v:shape id="_x0000_i1030" type="#_x0000_t75" style="width:12pt;height:12pt">
+          <v:shape id="_x0000_i1026" type="#_x0000_t75" style="width:12pt;height:12pt">
             <v:imagedata r:id="rId13" o:title="OK"/>
           </v:shape>
         </w:pict>
@@ -2304,13 +2246,7 @@
         </w:numPr>
       </w:pPr>
       <w:r>
-        <w:t xml:space="preserve">Go to </w:t>
-      </w:r>
-      <w:r>
-        <w:t>Menu &gt; Ecospace &gt; Define external data connections…</w:t>
-      </w:r>
-      <w:r>
-        <w:t xml:space="preserve"> </w:t>
+        <w:t xml:space="preserve">Go to Menu &gt; Ecospace &gt; Define external data connections… </w:t>
       </w:r>
     </w:p>
     <w:p>
@@ -2322,13 +2258,7 @@
         </w:numPr>
       </w:pPr>
       <w:r>
-        <w:t>Select the type of connection to create</w:t>
-      </w:r>
-      <w:r>
-        <w:t>. At time of writing, four file‐based connection types are supported: (1) a time series of ASCII file</w:t>
-      </w:r>
-      <w:r>
-        <w:t xml:space="preserve">s which must be prepared to match the spatial extent and cell size of a dedicated Ecospace scenario; (2) a time series of spatial files which will be made fit for inclusion in Ecospace by the </w:t>
+        <w:t xml:space="preserve">Select the type of connection to create. At time of writing, four file‐based connection types are supported: (1) a time series of ASCII files which must be prepared to match the spatial extent and cell size of a dedicated Ecospace scenario; (2) a time series of spatial files which will be made fit for inclusion in Ecospace by the </w:t>
       </w:r>
       <w:proofErr w:type="spellStart"/>
       <w:r>
@@ -2336,10 +2266,7 @@
       </w:r>
       <w:proofErr w:type="spellEnd"/>
       <w:r>
-        <w:t xml:space="preserve"> / GDAL GIS engine encapsulated in the spatial tempora</w:t>
-      </w:r>
-      <w:r>
-        <w:t xml:space="preserve">l data framework; (3) a file with X,Y,Z,T time series values provided in CSV file format, where (X,Y) coordinates can either indicate (column, row) or (longitude, latitude); and </w:t>
+        <w:t xml:space="preserve"> / GDAL GIS engine encapsulated in the spatial temporal data framework; (3) a file with X,Y,Z,T time series values provided in CSV file format, where (X,Y) coordinates can either indicate (column, row) or (longitude, latitude); and </w:t>
       </w:r>
     </w:p>
     <w:p>
@@ -2363,25 +2290,7 @@
         </w:numPr>
       </w:pPr>
       <w:r>
-        <w:t xml:space="preserve">Press </w:t>
-      </w:r>
-      <w:r>
-        <w:t>Create…</w:t>
-      </w:r>
-      <w:r>
-        <w:t xml:space="preserve">. </w:t>
-      </w:r>
-      <w:r>
-        <w:t>A new connection is defined, and t</w:t>
-      </w:r>
-      <w:r>
-        <w:t>he</w:t>
-      </w:r>
-      <w:r>
-        <w:t xml:space="preserve"> “</w:t>
-      </w:r>
-      <w:r>
-        <w:t>Configure external data connection view” opens up (</w:t>
+        <w:t>Press Create…. A new connection is defined, and the “Configure external data connection view” opens up (</w:t>
       </w:r>
       <w:r>
         <w:fldChar w:fldCharType="begin"/>
@@ -2417,15 +2326,32 @@
         <w:pStyle w:val="Quote"/>
       </w:pPr>
       <w:r>
-        <w:t xml:space="preserve">Note that other plug-ins such as </w:t>
+        <w:t xml:space="preserve">Note that </w:t>
       </w:r>
       <w:proofErr w:type="spellStart"/>
       <w:r>
+        <w:t>EwE</w:t>
+      </w:r>
+      <w:proofErr w:type="spellEnd"/>
+      <w:r>
+        <w:t xml:space="preserve"> plug-ins such as </w:t>
+      </w:r>
+      <w:proofErr w:type="spellStart"/>
+      <w:r>
         <w:t>EcoEngineer</w:t>
       </w:r>
       <w:proofErr w:type="spellEnd"/>
       <w:r>
-        <w:t xml:space="preserve"> may add other types of external spatial-temporal data connections. These types of connections are not described here as they are not provided by the spatial temporal frame work.</w:t>
+        <w:t xml:space="preserve"> add other types of external spatial-temporal data connections. These connections are not described here as they are </w:t>
+      </w:r>
+      <w:r>
+        <w:t xml:space="preserve">independent of </w:t>
+      </w:r>
+      <w:r>
+        <w:t>the spatial temporal frame work.</w:t>
+      </w:r>
+      <w:r>
+        <w:t xml:space="preserve"> Please refer to the documentation of those plug-ins for appropriate usage instructions.</w:t>
       </w:r>
     </w:p>
     <w:p>
@@ -2552,10 +2478,7 @@
         <w:t>may end up having</w:t>
       </w:r>
       <w:r>
-        <w:t xml:space="preserve"> </w:t>
-      </w:r>
-      <w:r>
-        <w:t xml:space="preserve">a large number of connections to sift through. </w:t>
+        <w:t xml:space="preserve"> a large number of connections to sift through. </w:t>
       </w:r>
       <w:r>
         <w:t xml:space="preserve">We recommend that you define a simple and consistent naming scheme that identifies the data content, its source, and spatial and temporal resolution, but NOT how you plan to apply it. For instance, a good name would be “GFDL-ESM4_global_1dd_ </w:t>
@@ -2590,10 +2513,7 @@
         <w:t xml:space="preserve">elaborate on </w:t>
       </w:r>
       <w:r>
-        <w:t>data source, spatial and temporal resolution, data pedigree, and other detail</w:t>
-      </w:r>
-      <w:r>
-        <w:t>s</w:t>
+        <w:t>data source, spatial and temporal resolution, data pedigree, and other details</w:t>
       </w:r>
       <w:r>
         <w:t xml:space="preserve"> that you may find handy</w:t>
@@ -2649,10 +2569,7 @@
         <w:t xml:space="preserve">Press Browse </w:t>
       </w:r>
       <w:r>
-        <w:t xml:space="preserve">to select which files belong to the connection browse to the folder where the files reside, and select and insert the desired files. The files list will populate in </w:t>
-      </w:r>
-      <w:r>
-        <w:t xml:space="preserve">response. </w:t>
+        <w:t xml:space="preserve">to select which files belong to the connection browse to the folder where the files reside, and select and insert the desired files. The files list will populate in response. </w:t>
       </w:r>
     </w:p>
     <w:p>
@@ -2716,24 +2633,14 @@
                             <w:r>
                               <w:t xml:space="preserve">Figure </w:t>
                             </w:r>
-                            <w:r>
-                              <w:fldChar w:fldCharType="begin"/>
-                            </w:r>
-                            <w:r>
-                              <w:instrText xml:space="preserve"> SEQ Figure \* ARABIC </w:instrText>
-                            </w:r>
-                            <w:r>
-                              <w:fldChar w:fldCharType="separate"/>
-                            </w:r>
-                            <w:r>
-                              <w:rPr>
-                                <w:noProof/>
-                              </w:rPr>
-                              <w:t>3</w:t>
-                            </w:r>
-                            <w:r>
-                              <w:fldChar w:fldCharType="end"/>
-                            </w:r>
+                            <w:fldSimple w:instr=" SEQ Figure \* ARABIC ">
+                              <w:r>
+                                <w:rPr>
+                                  <w:noProof/>
+                                </w:rPr>
+                                <w:t>3</w:t>
+                              </w:r>
+                            </w:fldSimple>
                             <w:bookmarkEnd w:id="10"/>
                             <w:r>
                               <w:t xml:space="preserve"> - </w:t>
@@ -2827,10 +2734,7 @@
         <w:t>E</w:t>
       </w:r>
       <w:r>
-        <w:t xml:space="preserve">ach file represents a </w:t>
-      </w:r>
-      <w:r>
-        <w:t>map in time</w:t>
+        <w:t>ach file represents a map in time</w:t>
       </w:r>
       <w:r>
         <w:t>; the spatial temporal framework will try to decipher the map time stamp from its file name</w:t>
@@ -2851,10 +2755,7 @@
         <w:t xml:space="preserve">be modified </w:t>
       </w:r>
       <w:r>
-        <w:t xml:space="preserve">by hand, </w:t>
-      </w:r>
-      <w:r>
-        <w:t xml:space="preserve">or </w:t>
+        <w:t xml:space="preserve">by hand, or </w:t>
       </w:r>
       <w:r>
         <w:t>through the “Set file times” section</w:t>
@@ -2863,13 +2764,7 @@
         <w:t xml:space="preserve"> by either specifying </w:t>
       </w:r>
       <w:r>
-        <w:t xml:space="preserve">a start date (year/month) and monthly interval, or </w:t>
-      </w:r>
-      <w:r>
-        <w:t>by rea</w:t>
-      </w:r>
-      <w:r>
-        <w:t>ding the time step from a fixed position in the file names. Seasonal data rotates the first year of dat</w:t>
+        <w:t>a start date (year/month) and monthly interval, or by reading the time step from a fixed position in the file names. Seasonal data rotates the first year of dat</w:t>
       </w:r>
       <w:r>
         <w:t>a until the indicated end date.</w:t>
@@ -2939,7 +2834,37 @@
         <w:rPr>
           <w:b/>
         </w:rPr>
-        <w:t xml:space="preserve"> to ensure a good understanding which data Ecospace will be digesting.</w:t>
+        <w:t xml:space="preserve"> to ensure a good understanding </w:t>
+      </w:r>
+      <w:r>
+        <w:rPr>
+          <w:b/>
+        </w:rPr>
+        <w:t xml:space="preserve">of the </w:t>
+      </w:r>
+      <w:r>
+        <w:rPr>
+          <w:b/>
+        </w:rPr>
+        <w:t xml:space="preserve">data </w:t>
+      </w:r>
+      <w:r>
+        <w:rPr>
+          <w:b/>
+        </w:rPr>
+        <w:t xml:space="preserve">that </w:t>
+      </w:r>
+      <w:r>
+        <w:rPr>
+          <w:b/>
+        </w:rPr>
+        <w:t xml:space="preserve">Ecospace will be </w:t>
+      </w:r>
+      <w:r>
+        <w:rPr>
+          <w:b/>
+        </w:rPr>
+        <w:t>ingesting, including GIS processing artefacts.</w:t>
       </w:r>
     </w:p>
     <w:p>
@@ -2955,7 +2880,27 @@
       </w:r>
       <w:proofErr w:type="spellEnd"/>
       <w:r>
-        <w:t xml:space="preserve"> model. This log can be consulted for all operations that the Framework performed for a model run. The Framework also caches the result of GIS operations on the local machine, and employs reasonable intelligence to invalidate the cache when source data has changed. The </w:t>
+        <w:t xml:space="preserve"> model. This log can be consulted for all </w:t>
+      </w:r>
+      <w:r>
+        <w:t xml:space="preserve">GIS </w:t>
+      </w:r>
+      <w:r>
+        <w:t xml:space="preserve">operations that the Framework performed </w:t>
+      </w:r>
+      <w:r>
+        <w:t xml:space="preserve">during </w:t>
+      </w:r>
+      <w:r>
+        <w:t>model run</w:t>
+      </w:r>
+      <w:r>
+        <w:t>s</w:t>
+      </w:r>
+      <w:bookmarkStart w:id="11" w:name="_GoBack"/>
+      <w:bookmarkEnd w:id="11"/>
+      <w:r>
+        <w:t xml:space="preserve">. The Framework also caches the result of GIS operations on the local machine, and employs reasonable intelligence to invalidate the cache when source data has changed. The </w:t>
       </w:r>
       <w:proofErr w:type="spellStart"/>
       <w:r>
@@ -3063,13 +3008,7 @@
         <w:fldChar w:fldCharType="end"/>
       </w:r>
       <w:r>
-        <w:t>), and displays all Ecospace map layers that can receive external data. The toolbar offers</w:t>
-      </w:r>
-      <w:r>
-        <w:t xml:space="preserve"> options to limit the number of layers on display, with filters by layer type, and only viewing layers with active connections. The external data interface also shows a time line that reflects the temporal overlap of external data with the Ecospace scenari</w:t>
-      </w:r>
-      <w:r>
-        <w:t xml:space="preserve">o. </w:t>
+        <w:t xml:space="preserve">), and displays all Ecospace map layers that can receive external data. The toolbar offers options to limit the number of layers on display, with filters by layer type, and only viewing layers with active connections. The external data interface also shows a time line that reflects the temporal overlap of external data with the Ecospace scenario. </w:t>
       </w:r>
     </w:p>
     <w:p>
@@ -3148,24 +3087,14 @@
       <w:r>
         <w:t xml:space="preserve">Figure </w:t>
       </w:r>
-      <w:r>
-        <w:fldChar w:fldCharType="begin"/>
-      </w:r>
-      <w:r>
-        <w:instrText xml:space="preserve"> SEQ Figure \* ARABIC </w:instrText>
-      </w:r>
-      <w:r>
-        <w:fldChar w:fldCharType="separate"/>
-      </w:r>
-      <w:r>
-        <w:rPr>
-          <w:noProof/>
-        </w:rPr>
-        <w:t>4</w:t>
-      </w:r>
-      <w:r>
-        <w:fldChar w:fldCharType="end"/>
-      </w:r>
+      <w:fldSimple w:instr=" SEQ Figure \* ARABIC ">
+        <w:r>
+          <w:rPr>
+            <w:noProof/>
+          </w:rPr>
+          <w:t>4</w:t>
+        </w:r>
+      </w:fldSimple>
       <w:bookmarkEnd w:id="14"/>
       <w:r>
         <w:t xml:space="preserve"> - </w:t>
@@ -3217,13 +3146,7 @@
         <w:t>Click the first available slot</w:t>
       </w:r>
       <w:r>
-        <w:t xml:space="preserve"> in the layer that you wish drive with external data. </w:t>
-      </w:r>
-      <w:r>
-        <w:t xml:space="preserve">This opens up the </w:t>
-      </w:r>
-      <w:r>
-        <w:t xml:space="preserve">“Assign connection”  </w:t>
+        <w:t xml:space="preserve"> in the layer that you wish drive with external data. This opens up the “Assign connection”  </w:t>
       </w:r>
       <w:r>
         <w:t xml:space="preserve">screen </w:t>
@@ -3416,10 +3339,7 @@
         </w:drawing>
       </w:r>
       <w:r>
-        <w:t>) to assign the connecti</w:t>
-      </w:r>
-      <w:r>
-        <w:t xml:space="preserve">on. </w:t>
+        <w:t xml:space="preserve">) to assign the connection. </w:t>
       </w:r>
       <w:r>
         <w:t>The configure connection</w:t>
@@ -3595,24 +3515,14 @@
                             <w:r>
                               <w:t xml:space="preserve">Figure </w:t>
                             </w:r>
-                            <w:r>
-                              <w:fldChar w:fldCharType="begin"/>
-                            </w:r>
-                            <w:r>
-                              <w:instrText xml:space="preserve"> SEQ Figure \* ARABIC </w:instrText>
-                            </w:r>
-                            <w:r>
-                              <w:fldChar w:fldCharType="separate"/>
-                            </w:r>
-                            <w:r>
-                              <w:rPr>
-                                <w:noProof/>
-                              </w:rPr>
-                              <w:t>5</w:t>
-                            </w:r>
-                            <w:r>
-                              <w:fldChar w:fldCharType="end"/>
-                            </w:r>
+                            <w:fldSimple w:instr=" SEQ Figure \* ARABIC ">
+                              <w:r>
+                                <w:rPr>
+                                  <w:noProof/>
+                                </w:rPr>
+                                <w:t>5</w:t>
+                              </w:r>
+                            </w:fldSimple>
                             <w:bookmarkEnd w:id="15"/>
                             <w:r>
                               <w:t xml:space="preserve"> - </w:t>
@@ -3718,13 +3628,7 @@
         <w:t xml:space="preserve">what </w:t>
       </w:r>
       <w:r>
-        <w:t>was selected, and the ty</w:t>
-      </w:r>
-      <w:r>
-        <w:t>pe of Ecospace layer the connection is applied to. Some Ecospace layers may require data to be scaled, for instance, and for those layers you will need to provide a scalar. The configuration panel also summaries compatibility of assigned external data with</w:t>
-      </w:r>
-      <w:r>
-        <w:t xml:space="preserve"> </w:t>
+        <w:t xml:space="preserve">was selected, and the type of Ecospace layer the connection is applied to. Some Ecospace layers may require data to be scaled, for instance, and for those layers you will need to provide a scalar. The configuration panel also summaries compatibility of assigned external data with </w:t>
       </w:r>
       <w:r>
         <w:t>the current Ecospace scenario.</w:t>
@@ -3948,7 +3852,7 @@
       <w:r>
         <w:t>tion stick, and save the model.</w:t>
       </w:r>
-      <w:bookmarkStart w:id="17" w:name="_Toc90460743"/>
+      <w:bookmarkStart w:id="16" w:name="_Toc90460743"/>
       <w:r>
         <w:t xml:space="preserve"> </w:t>
       </w:r>
@@ -4029,7 +3933,7 @@
       <w:pPr>
         <w:pStyle w:val="Heading2"/>
       </w:pPr>
-      <w:bookmarkStart w:id="18" w:name="_Toc90479817"/>
+      <w:bookmarkStart w:id="17" w:name="_Toc90479817"/>
       <w:r>
         <w:lastRenderedPageBreak/>
         <w:t xml:space="preserve">Running </w:t>
@@ -4037,8 +3941,8 @@
       <w:r>
         <w:t>Ecospace with external data</w:t>
       </w:r>
+      <w:bookmarkEnd w:id="16"/>
       <w:bookmarkEnd w:id="17"/>
-      <w:bookmarkEnd w:id="18"/>
     </w:p>
     <w:p>
       <w:r>
@@ -4050,10 +3954,7 @@
       </w:r>
       <w:proofErr w:type="spellEnd"/>
       <w:r>
-        <w:t xml:space="preserve"> status panel will show a notification every time exter</w:t>
-      </w:r>
-      <w:r>
-        <w:t xml:space="preserve">nal data is accessed and whether integration into the intended Ecospace layer was successful. These notifications are also written to an extensive log file, which is written to the same directory where the </w:t>
+        <w:t xml:space="preserve"> status panel will show a notification every time external data is accessed and whether integration into the intended Ecospace layer was successful. These notifications are also written to an extensive log file, which is written to the same directory where the </w:t>
       </w:r>
       <w:proofErr w:type="spellStart"/>
       <w:r>
@@ -4061,10 +3962,7 @@
       </w:r>
       <w:proofErr w:type="spellEnd"/>
       <w:r>
-        <w:t xml:space="preserve"> model is located. This file can be helpful for</w:t>
-      </w:r>
-      <w:r>
-        <w:t xml:space="preserve"> troubleshooting external data connection issues. </w:t>
+        <w:t xml:space="preserve"> model is located. This file can be helpful for troubleshooting external data connection issues. </w:t>
       </w:r>
     </w:p>
     <w:p>
@@ -4120,24 +4018,14 @@
       <w:r>
         <w:t xml:space="preserve">Figure </w:t>
       </w:r>
-      <w:r>
-        <w:fldChar w:fldCharType="begin"/>
-      </w:r>
-      <w:r>
-        <w:instrText xml:space="preserve"> SEQ Figure \* ARABIC </w:instrText>
-      </w:r>
-      <w:r>
-        <w:fldChar w:fldCharType="separate"/>
-      </w:r>
-      <w:r>
-        <w:rPr>
-          <w:noProof/>
-        </w:rPr>
-        <w:t>7</w:t>
-      </w:r>
-      <w:r>
-        <w:fldChar w:fldCharType="end"/>
-      </w:r>
+      <w:fldSimple w:instr=" SEQ Figure \* ARABIC ">
+        <w:r>
+          <w:rPr>
+            <w:noProof/>
+          </w:rPr>
+          <w:t>7</w:t>
+        </w:r>
+      </w:fldSimple>
       <w:r>
         <w:t xml:space="preserve"> - </w:t>
       </w:r>
@@ -4155,13 +4043,7 @@
     </w:p>
     <w:p>
       <w:r>
-        <w:t xml:space="preserve">If Ecospace has encountered any </w:t>
-      </w:r>
-      <w:r>
-        <w:t>issue with external data during a run, it will notify the user that issues were encountered. As the Ecospace run missed some needed external data it should not be trusted, and the status panel and/or spatial log file will provide clues as to why needed spa</w:t>
-      </w:r>
-      <w:r>
-        <w:t xml:space="preserve">tial data was not found. </w:t>
+        <w:t xml:space="preserve">If Ecospace has encountered any issue with external data during a run, it will notify the user that issues were encountered. As the Ecospace run missed some needed external data it should not be trusted, and the status panel and/or spatial log file will provide clues as to why needed spatial data was not found. </w:t>
       </w:r>
     </w:p>
     <w:p>
@@ -4174,7 +4056,7 @@
           <w:u w:color="000000"/>
         </w:rPr>
       </w:pPr>
-      <w:bookmarkStart w:id="19" w:name="_Toc90460744"/>
+      <w:bookmarkStart w:id="18" w:name="_Toc90460744"/>
       <w:r>
         <w:br w:type="page"/>
       </w:r>
@@ -4184,13 +4066,13 @@
         <w:pStyle w:val="Heading2"/>
         <w:ind w:left="-4"/>
       </w:pPr>
-      <w:bookmarkStart w:id="20" w:name="_Toc90479818"/>
+      <w:bookmarkStart w:id="19" w:name="_Toc90479818"/>
       <w:r>
         <w:lastRenderedPageBreak/>
         <w:t>Configuration files</w:t>
       </w:r>
+      <w:bookmarkEnd w:id="18"/>
       <w:bookmarkEnd w:id="19"/>
-      <w:bookmarkEnd w:id="20"/>
       <w:r>
         <w:t xml:space="preserve"> </w:t>
       </w:r>
@@ -4209,10 +4091,7 @@
       </w:r>
       <w:proofErr w:type="spellEnd"/>
       <w:r>
-        <w:t xml:space="preserve"> operates on only one configuration file that defines available external data connections. This c</w:t>
-      </w:r>
-      <w:r>
-        <w:t xml:space="preserve">entral storage allows external connections to be reused between Ecospace modelling exercises, and provides a means to organize how much data is visible to a specific modelling exercise. </w:t>
+        <w:t xml:space="preserve"> operates on only one configuration file that defines available external data connections. This central storage allows external connections to be reused between Ecospace modelling exercises, and provides a means to organize how much data is visible to a specific modelling exercise. </w:t>
       </w:r>
     </w:p>
     <w:p>
@@ -4358,24 +4237,14 @@
       <w:r>
         <w:t xml:space="preserve">Figure </w:t>
       </w:r>
-      <w:r>
-        <w:fldChar w:fldCharType="begin"/>
-      </w:r>
-      <w:r>
-        <w:instrText xml:space="preserve"> SEQ Figure \* ARABIC </w:instrText>
-      </w:r>
-      <w:r>
-        <w:fldChar w:fldCharType="separate"/>
-      </w:r>
-      <w:r>
-        <w:rPr>
-          <w:noProof/>
-        </w:rPr>
-        <w:t>8</w:t>
-      </w:r>
-      <w:r>
-        <w:fldChar w:fldCharType="end"/>
-      </w:r>
+      <w:fldSimple w:instr=" SEQ Figure \* ARABIC ">
+        <w:r>
+          <w:rPr>
+            <w:noProof/>
+          </w:rPr>
+          <w:t>8</w:t>
+        </w:r>
+      </w:fldSimple>
       <w:r>
         <w:t xml:space="preserve"> - </w:t>
       </w:r>
@@ -4395,13 +4264,7 @@
         <w:ind w:left="-4" w:right="4"/>
       </w:pPr>
       <w:r>
-        <w:t>O</w:t>
-      </w:r>
-      <w:r>
-        <w:t>nce a connection is applied to an Ecospace layer, the definition of the connection is sto</w:t>
-      </w:r>
-      <w:r>
-        <w:t xml:space="preserve">red within Ecospace, while the data remains outside the model.  </w:t>
+        <w:t xml:space="preserve">Once a connection is applied to an Ecospace layer, the definition of the connection is stored within Ecospace, while the data remains outside the model.  </w:t>
       </w:r>
     </w:p>
     <w:p>
@@ -4423,7 +4286,7 @@
           <w:u w:color="000000"/>
         </w:rPr>
       </w:pPr>
-      <w:bookmarkStart w:id="21" w:name="_Toc90460745"/>
+      <w:bookmarkStart w:id="20" w:name="_Toc90460745"/>
       <w:r>
         <w:br w:type="page"/>
       </w:r>
@@ -4433,16 +4296,13 @@
         <w:pStyle w:val="Heading2"/>
         <w:ind w:left="-4"/>
       </w:pPr>
-      <w:bookmarkStart w:id="22" w:name="_Toc90479819"/>
+      <w:bookmarkStart w:id="21" w:name="_Toc90479819"/>
       <w:r>
         <w:lastRenderedPageBreak/>
-        <w:t>Sharing external data bet</w:t>
-      </w:r>
-      <w:r>
-        <w:t>ween computers</w:t>
-      </w:r>
+        <w:t>Sharing external data between computers</w:t>
+      </w:r>
+      <w:bookmarkEnd w:id="20"/>
       <w:bookmarkEnd w:id="21"/>
-      <w:bookmarkEnd w:id="22"/>
       <w:r>
         <w:t xml:space="preserve"> </w:t>
       </w:r>
@@ -4461,10 +4321,7 @@
       </w:r>
       <w:proofErr w:type="spellEnd"/>
       <w:r>
-        <w:t xml:space="preserve"> user interface where external data connections are managed, creates new configuration files from selected external data connection definitions, </w:t>
-      </w:r>
-      <w:r>
-        <w:t>and optionally their data. All exported data is placed in a user</w:t>
+        <w:t xml:space="preserve"> user interface where external data connections are managed, creates new configuration files from selected external data connection definitions, and optionally their data. All exported data is placed in a user</w:t>
       </w:r>
       <w:r>
         <w:t>-</w:t>
@@ -4548,24 +4405,14 @@
                             <w:r>
                               <w:t xml:space="preserve">Figure </w:t>
                             </w:r>
-                            <w:r>
-                              <w:fldChar w:fldCharType="begin"/>
-                            </w:r>
-                            <w:r>
-                              <w:instrText xml:space="preserve"> SEQ Figure \* ARABIC </w:instrText>
-                            </w:r>
-                            <w:r>
-                              <w:fldChar w:fldCharType="separate"/>
-                            </w:r>
-                            <w:r>
-                              <w:rPr>
-                                <w:noProof/>
-                              </w:rPr>
-                              <w:t>9</w:t>
-                            </w:r>
-                            <w:r>
-                              <w:fldChar w:fldCharType="end"/>
-                            </w:r>
+                            <w:fldSimple w:instr=" SEQ Figure \* ARABIC ">
+                              <w:r>
+                                <w:rPr>
+                                  <w:noProof/>
+                                </w:rPr>
+                                <w:t>9</w:t>
+                              </w:r>
+                            </w:fldSimple>
                             <w:r>
                               <w:t xml:space="preserve"> - </w:t>
                             </w:r>
@@ -4739,10 +4586,7 @@
         <w:t>Open the export external spatial data view</w:t>
       </w:r>
       <w:r>
-        <w:t>, for instance through Menu &gt; Tools &gt; Options &gt; Exte</w:t>
-      </w:r>
-      <w:r>
-        <w:t xml:space="preserve">rnal data &gt; Export </w:t>
+        <w:t xml:space="preserve">, for instance through Menu &gt; Tools &gt; Options &gt; External data &gt; Export </w:t>
       </w:r>
     </w:p>
     <w:p>
@@ -4791,10 +4635,7 @@
         <w:t xml:space="preserve"> </w:t>
       </w:r>
       <w:r>
-        <w:t xml:space="preserve">to browse to the </w:t>
-      </w:r>
-      <w:r>
-        <w:t xml:space="preserve">location where the exported data </w:t>
+        <w:t xml:space="preserve">to browse to the location where the exported data </w:t>
       </w:r>
       <w:r>
         <w:t xml:space="preserve">will </w:t>
@@ -4887,10 +4728,7 @@
         <w:t>Click Export</w:t>
       </w:r>
       <w:r>
-        <w:t xml:space="preserve">. Please be patient, this may </w:t>
-      </w:r>
-      <w:r>
-        <w:t>take a while.</w:t>
+        <w:t>. Please be patient, this may take a while.</w:t>
       </w:r>
       <w:r>
         <w:rPr>
@@ -4939,13 +4777,7 @@
         <w:rPr>
           <w:u w:val="single"/>
         </w:rPr>
-        <w:t>To incorporate</w:t>
-      </w:r>
-      <w:r>
-        <w:rPr>
-          <w:u w:val="single"/>
-        </w:rPr>
-        <w:t xml:space="preserve"> shared data into </w:t>
+        <w:t xml:space="preserve">To incorporate shared data into </w:t>
       </w:r>
       <w:proofErr w:type="spellStart"/>
       <w:r>
@@ -5107,22 +4939,17 @@
         <w:pStyle w:val="Heading1"/>
         <w:ind w:left="-4"/>
       </w:pPr>
-      <w:bookmarkStart w:id="23" w:name="_Toc90460746"/>
-      <w:bookmarkStart w:id="24" w:name="_Toc90479820"/>
+      <w:bookmarkStart w:id="22" w:name="_Toc90460746"/>
+      <w:bookmarkStart w:id="23" w:name="_Toc90479820"/>
       <w:r>
         <w:lastRenderedPageBreak/>
-        <w:t>R</w:t>
-      </w:r>
-      <w:r>
-        <w:t>eferences</w:t>
-      </w:r>
+        <w:t>References</w:t>
+      </w:r>
+      <w:bookmarkEnd w:id="22"/>
       <w:bookmarkEnd w:id="23"/>
-      <w:bookmarkEnd w:id="24"/>
       <w:r>
         <w:t xml:space="preserve"> and background information</w:t>
       </w:r>
-      <w:bookmarkStart w:id="25" w:name="_GoBack"/>
-      <w:bookmarkEnd w:id="25"/>
     </w:p>
     <w:p>
       <w:pPr>
@@ -5140,13 +4967,7 @@
         <w:rPr>
           <w:sz w:val="21"/>
         </w:rPr>
-        <w:t>Ecopat</w:t>
-      </w:r>
-      <w:r>
-        <w:rPr>
-          <w:sz w:val="21"/>
-        </w:rPr>
-        <w:t>h</w:t>
+        <w:t>Ecopath</w:t>
       </w:r>
       <w:proofErr w:type="spellEnd"/>
       <w:r>
@@ -5262,13 +5083,7 @@
         <w:rPr>
           <w:sz w:val="21"/>
         </w:rPr>
-        <w:t xml:space="preserve"> food‐web models for ecosystem‐based manage</w:t>
-      </w:r>
-      <w:r>
-        <w:rPr>
-          <w:sz w:val="21"/>
-        </w:rPr>
-        <w:t xml:space="preserve">ment. Ecol. Model. </w:t>
+        <w:t xml:space="preserve"> food‐web models for ecosystem‐based management. Ecol. Model. </w:t>
       </w:r>
       <w:r>
         <w:rPr>
@@ -5357,13 +5172,7 @@
         <w:rPr>
           <w:sz w:val="21"/>
         </w:rPr>
-        <w:t>, J., and Christensen, V. (2013). Bridging the gap between ecosystem modelling tools using geographic information systems: driving a food‐web model w</w:t>
-      </w:r>
-      <w:r>
-        <w:rPr>
-          <w:sz w:val="21"/>
-        </w:rPr>
-        <w:t xml:space="preserve">ith spatial‐temporal primary production data. Ecol. Model. </w:t>
+        <w:t xml:space="preserve">, J., and Christensen, V. (2013). Bridging the gap between ecosystem modelling tools using geographic information systems: driving a food‐web model with spatial‐temporal primary production data. Ecol. Model. </w:t>
       </w:r>
       <w:r>
         <w:rPr>
@@ -5480,13 +5289,7 @@
         <w:rPr>
           <w:sz w:val="21"/>
         </w:rPr>
-        <w:t xml:space="preserve"> as a model‐build</w:t>
-      </w:r>
-      <w:r>
-        <w:rPr>
-          <w:sz w:val="21"/>
-        </w:rPr>
-        <w:t xml:space="preserve">ing toolbox: Source code capabilities, extensions, and variations. Ecol. Model. </w:t>
+        <w:t xml:space="preserve"> as a model‐building toolbox: Source code capabilities, extensions, and variations. Ecol. Model. </w:t>
       </w:r>
       <w:r>
         <w:rPr>
@@ -7856,6 +7659,37 @@
       <w:shd w:val="clear" w:color="auto" w:fill="F2F2F2" w:themeFill="background1" w:themeFillShade="F2"/>
     </w:rPr>
   </w:style>
+  <w:style w:type="paragraph" w:styleId="BalloonText">
+    <w:name w:val="Balloon Text"/>
+    <w:basedOn w:val="Normal"/>
+    <w:link w:val="BalloonTextChar"/>
+    <w:uiPriority w:val="99"/>
+    <w:semiHidden/>
+    <w:unhideWhenUsed/>
+    <w:rsid w:val="00923E60"/>
+    <w:pPr>
+      <w:spacing w:after="0"/>
+    </w:pPr>
+    <w:rPr>
+      <w:rFonts w:ascii="Segoe UI" w:hAnsi="Segoe UI" w:cs="Segoe UI"/>
+      <w:sz w:val="18"/>
+      <w:szCs w:val="18"/>
+    </w:rPr>
+  </w:style>
+  <w:style w:type="character" w:customStyle="1" w:styleId="BalloonTextChar">
+    <w:name w:val="Balloon Text Char"/>
+    <w:basedOn w:val="DefaultParagraphFont"/>
+    <w:link w:val="BalloonText"/>
+    <w:uiPriority w:val="99"/>
+    <w:semiHidden/>
+    <w:rsid w:val="00923E60"/>
+    <w:rPr>
+      <w:rFonts w:ascii="Segoe UI" w:eastAsia="Calibri" w:hAnsi="Segoe UI" w:cs="Segoe UI"/>
+      <w:color w:val="000000"/>
+      <w:sz w:val="18"/>
+      <w:szCs w:val="18"/>
+    </w:rPr>
+  </w:style>
 </w:styles>
 </file>
 
@@ -8125,7 +7959,7 @@
 </file>
 
 <file path=customXml/itemProps1.xml><?xml version="1.0" encoding="utf-8"?>
-<ds:datastoreItem xmlns:ds="http://schemas.openxmlformats.org/officeDocument/2006/customXml" ds:itemID="{8E97D2D9-DC6B-49D4-8D94-1FB00752A909}">
+<ds:datastoreItem xmlns:ds="http://schemas.openxmlformats.org/officeDocument/2006/customXml" ds:itemID="{4EF78FDD-3BE0-4228-98D0-66CE56D06E10}">
   <ds:schemaRefs>
     <ds:schemaRef ds:uri="http://schemas.openxmlformats.org/officeDocument/2006/bibliography"/>
   </ds:schemaRefs>
